--- a/informe_tp4_completo.docx
+++ b/informe_tp4_completo.docx
@@ -3122,10 +3122,9 @@
         </w:tblCellMar>
       </w:tblPr>
       <w:tblGrid>
-        <w:gridCol w:w="2409"/>
-        <w:gridCol w:w="2409"/>
-        <w:gridCol w:w="2410"/>
-        <w:gridCol w:w="2409"/>
+        <w:gridCol w:w="2200"/>
+        <w:gridCol w:w="3519"/>
+        <w:gridCol w:w="3519"/>
       </w:tblGrid>
       <w:tr>
         <w:trPr>
@@ -3134,7 +3133,7 @@
         </w:trPr>
         <w:tc>
           <w:tcPr>
-            <w:tcW w:w="2409" w:type="dxa"/>
+            <w:tcW w:w="2200" w:type="dxa"/>
             <w:tcBorders>
               <w:top w:val="single" w:sz="4" w:space="0" w:color="000000"/>
               <w:left w:val="single" w:sz="4" w:space="0" w:color="000000"/>
@@ -3152,13 +3151,13 @@
             </w:pPr>
             <w:r>
               <w:rPr/>
-              <w:t>Momento</w:t>
+              <w:t xml:space="preserve"/>
             </w:r>
           </w:p>
         </w:tc>
         <w:tc>
           <w:tcPr>
-            <w:tcW w:w="2409" w:type="dxa"/>
+            <w:tcW w:w="3519" w:type="dxa"/>
             <w:tcBorders>
               <w:top w:val="single" w:sz="4" w:space="0" w:color="000000"/>
               <w:left w:val="single" w:sz="4" w:space="0" w:color="000000"/>
@@ -3176,37 +3175,13 @@
             </w:pPr>
             <w:r>
               <w:rPr/>
-              <w:t>Execution Time</w:t>
+              <w:t xml:space="preserve">Antes (4 tablas originales)</w:t>
             </w:r>
           </w:p>
         </w:tc>
         <w:tc>
           <w:tcPr>
-            <w:tcW w:w="2410" w:type="dxa"/>
-            <w:tcBorders>
-              <w:top w:val="single" w:sz="4" w:space="0" w:color="000000"/>
-              <w:left w:val="single" w:sz="4" w:space="0" w:color="000000"/>
-              <w:bottom w:val="single" w:sz="4" w:space="0" w:color="000000"/>
-            </w:tcBorders>
-          </w:tcPr>
-          <w:p>
-            <w:pPr>
-              <w:pStyle w:val="Ttulodelatabla"/>
-              <w:keepNext/>
-              <w:widowControl w:val="false"/>
-              <w:bidi w:val="0"/>
-              <w:jc w:val="left"/>
-              <w:rPr/>
-            </w:pPr>
-            <w:r>
-              <w:rPr/>
-              <w:t>Buffers</w:t>
-            </w:r>
-          </w:p>
-        </w:tc>
-        <w:tc>
-          <w:tcPr>
-            <w:tcW w:w="2409" w:type="dxa"/>
+            <w:tcW w:w="3519" w:type="dxa"/>
             <w:tcBorders>
               <w:top w:val="single" w:sz="4" w:space="0" w:color="000000"/>
               <w:left w:val="single" w:sz="4" w:space="0" w:color="000000"/>
@@ -3225,7 +3200,7 @@
             </w:pPr>
             <w:r>
               <w:rPr/>
-              <w:t>Nodo dominante</w:t>
+              <w:t xml:space="preserve">Después (vista materializada)</w:t>
             </w:r>
           </w:p>
         </w:tc>
@@ -3236,7 +3211,7 @@
         </w:trPr>
         <w:tc>
           <w:tcPr>
-            <w:tcW w:w="2409" w:type="dxa"/>
+            <w:tcW w:w="2200" w:type="dxa"/>
             <w:tcBorders>
               <w:left w:val="single" w:sz="4" w:space="0" w:color="000000"/>
               <w:bottom w:val="single" w:sz="4" w:space="0" w:color="000000"/>
@@ -3253,13 +3228,13 @@
             </w:pPr>
             <w:r>
               <w:rPr/>
-              <w:t>Antes</w:t>
+              <w:t xml:space="preserve">Execution Time</w:t>
             </w:r>
           </w:p>
         </w:tc>
         <w:tc>
           <w:tcPr>
-            <w:tcW w:w="2409" w:type="dxa"/>
+            <w:tcW w:w="3519" w:type="dxa"/>
             <w:tcBorders>
               <w:left w:val="single" w:sz="4" w:space="0" w:color="000000"/>
               <w:bottom w:val="single" w:sz="4" w:space="0" w:color="000000"/>
@@ -3276,13 +3251,42 @@
             </w:pPr>
             <w:r>
               <w:rPr/>
-              <w:t>6.546 ms</w:t>
+              <w:t xml:space="preserve">6.546 ms</w:t>
             </w:r>
           </w:p>
         </w:tc>
         <w:tc>
           <w:tcPr>
-            <w:tcW w:w="2410" w:type="dxa"/>
+            <w:tcW w:w="3519" w:type="dxa"/>
+            <w:tcBorders>
+              <w:left w:val="single" w:sz="4" w:space="0" w:color="000000"/>
+              <w:bottom w:val="single" w:sz="4" w:space="0" w:color="000000"/>
+              <w:right w:val="single" w:sz="4" w:space="0" w:color="000000"/>
+            </w:tcBorders>
+          </w:tcPr>
+          <w:p>
+            <w:pPr>
+              <w:pStyle w:val="Contenidodelatabla"/>
+              <w:keepNext/>
+              <w:widowControl w:val="false"/>
+              <w:bidi w:val="0"/>
+              <w:jc w:val="left"/>
+              <w:rPr/>
+            </w:pPr>
+            <w:r>
+              <w:rPr/>
+              <w:t xml:space="preserve">0.106 ms</w:t>
+            </w:r>
+          </w:p>
+        </w:tc>
+      </w:tr>
+      <w:tr>
+        <w:trPr>
+          <w:cantSplit/>
+        </w:trPr>
+        <w:tc>
+          <w:tcPr>
+            <w:tcW w:w="2200" w:type="dxa"/>
             <w:tcBorders>
               <w:left w:val="single" w:sz="4" w:space="0" w:color="000000"/>
               <w:bottom w:val="single" w:sz="4" w:space="0" w:color="000000"/>
@@ -3299,13 +3303,36 @@
             </w:pPr>
             <w:r>
               <w:rPr/>
-              <w:t>4464</w:t>
+              <w:t xml:space="preserve">Buffers</w:t>
             </w:r>
           </w:p>
         </w:tc>
         <w:tc>
           <w:tcPr>
-            <w:tcW w:w="2409" w:type="dxa"/>
+            <w:tcW w:w="3519" w:type="dxa"/>
+            <w:tcBorders>
+              <w:left w:val="single" w:sz="4" w:space="0" w:color="000000"/>
+              <w:bottom w:val="single" w:sz="4" w:space="0" w:color="000000"/>
+            </w:tcBorders>
+          </w:tcPr>
+          <w:p>
+            <w:pPr>
+              <w:pStyle w:val="Contenidodelatabla"/>
+              <w:keepNext/>
+              <w:widowControl w:val="false"/>
+              <w:bidi w:val="0"/>
+              <w:jc w:val="left"/>
+              <w:rPr/>
+            </w:pPr>
+            <w:r>
+              <w:rPr/>
+              <w:t xml:space="preserve">4464</w:t>
+            </w:r>
+          </w:p>
+        </w:tc>
+        <w:tc>
+          <w:tcPr>
+            <w:tcW w:w="3519" w:type="dxa"/>
             <w:tcBorders>
               <w:left w:val="single" w:sz="4" w:space="0" w:color="000000"/>
               <w:bottom w:val="single" w:sz="4" w:space="0" w:color="000000"/>
@@ -3318,37 +3345,12 @@
               <w:keepNext/>
               <w:widowControl w:val="false"/>
               <w:bidi w:val="0"/>
+              <w:jc w:val="left"/>
               <w:rPr/>
             </w:pPr>
             <w:r>
-              <w:rPr>
-                <w:rFonts w:ascii="Liberation Mono" w:hAnsi="Liberation Mono"/>
-              </w:rPr>
-              <w:t>Nested Loop</w:t>
-            </w:r>
-            <w:r>
               <w:rPr/>
-              <w:t xml:space="preserve"> (Index Scan repetido: </w:t>
-            </w:r>
-            <w:r>
-              <w:rPr>
-                <w:rFonts w:ascii="Liberation Mono" w:hAnsi="Liberation Mono"/>
-              </w:rPr>
-              <w:t>detalle_pedido</w:t>
-            </w:r>
-            <w:r>
-              <w:rPr/>
-              <w:t xml:space="preserve"> loops=405, </w:t>
-            </w:r>
-            <w:r>
-              <w:rPr>
-                <w:rFonts w:ascii="Liberation Mono" w:hAnsi="Liberation Mono"/>
-              </w:rPr>
-              <w:t>producto</w:t>
-            </w:r>
-            <w:r>
-              <w:rPr/>
-              <w:t xml:space="preserve"> loops=811)</w:t>
+              <w:t xml:space="preserve">13</w:t>
             </w:r>
           </w:p>
         </w:tc>
@@ -3359,7 +3361,7 @@
         </w:trPr>
         <w:tc>
           <w:tcPr>
-            <w:tcW w:w="2409" w:type="dxa"/>
+            <w:tcW w:w="2200" w:type="dxa"/>
             <w:tcBorders>
               <w:left w:val="single" w:sz="4" w:space="0" w:color="000000"/>
               <w:bottom w:val="single" w:sz="4" w:space="0" w:color="000000"/>
@@ -3375,13 +3377,13 @@
             </w:pPr>
             <w:r>
               <w:rPr/>
-              <w:t>Después</w:t>
+              <w:t xml:space="preserve">Nodo dominante</w:t>
             </w:r>
           </w:p>
         </w:tc>
         <w:tc>
           <w:tcPr>
-            <w:tcW w:w="2409" w:type="dxa"/>
+            <w:tcW w:w="3519" w:type="dxa"/>
             <w:tcBorders>
               <w:left w:val="single" w:sz="4" w:space="0" w:color="000000"/>
               <w:bottom w:val="single" w:sz="4" w:space="0" w:color="000000"/>
@@ -3396,17 +3398,44 @@
               <w:rPr/>
             </w:pPr>
             <w:r>
+              <w:rPr>
+                <w:rFonts w:ascii="Liberation Mono" w:hAnsi="Liberation Mono"/>
+              </w:rPr>
+              <w:t xml:space="preserve">Nested Loop</w:t>
+            </w:r>
+            <w:r>
               <w:rPr/>
-              <w:t>0.106 ms</w:t>
+              <w:t xml:space="preserve"> (Index Scan repetido: </w:t>
+            </w:r>
+            <w:r>
+              <w:rPr>
+                <w:rFonts w:ascii="Liberation Mono" w:hAnsi="Liberation Mono"/>
+              </w:rPr>
+              <w:t xml:space="preserve">detalle_pedido</w:t>
+            </w:r>
+            <w:r>
+              <w:rPr/>
+              <w:t xml:space="preserve"> loops=405, </w:t>
+            </w:r>
+            <w:r>
+              <w:rPr>
+                <w:rFonts w:ascii="Liberation Mono" w:hAnsi="Liberation Mono"/>
+              </w:rPr>
+              <w:t xml:space="preserve">producto</w:t>
+            </w:r>
+            <w:r>
+              <w:rPr/>
+              <w:t xml:space="preserve"> loops=811)</w:t>
             </w:r>
           </w:p>
         </w:tc>
         <w:tc>
           <w:tcPr>
-            <w:tcW w:w="2410" w:type="dxa"/>
+            <w:tcW w:w="3519" w:type="dxa"/>
             <w:tcBorders>
               <w:left w:val="single" w:sz="4" w:space="0" w:color="000000"/>
               <w:bottom w:val="single" w:sz="4" w:space="0" w:color="000000"/>
+              <w:right w:val="single" w:sz="4" w:space="0" w:color="000000"/>
             </w:tcBorders>
           </w:tcPr>
           <w:p>
@@ -3418,32 +3447,10 @@
               <w:rPr/>
             </w:pPr>
             <w:r>
-              <w:rPr/>
-              <w:t>13</w:t>
-            </w:r>
-          </w:p>
-        </w:tc>
-        <w:tc>
-          <w:tcPr>
-            <w:tcW w:w="2409" w:type="dxa"/>
-            <w:tcBorders>
-              <w:left w:val="single" w:sz="4" w:space="0" w:color="000000"/>
-              <w:bottom w:val="single" w:sz="4" w:space="0" w:color="000000"/>
-              <w:right w:val="single" w:sz="4" w:space="0" w:color="000000"/>
-            </w:tcBorders>
-          </w:tcPr>
-          <w:p>
-            <w:pPr>
-              <w:pStyle w:val="Contenidodelatabla"/>
-              <w:widowControl w:val="false"/>
-              <w:bidi w:val="0"/>
-              <w:rPr/>
-            </w:pPr>
-            <w:r>
               <w:rPr>
                 <w:rFonts w:ascii="Liberation Mono" w:hAnsi="Liberation Mono"/>
               </w:rPr>
-              <w:t>Bitmap Index Scan</w:t>
+              <w:t xml:space="preserve">Bitmap Index Scan</w:t>
             </w:r>
             <w:r>
               <w:rPr/>
@@ -3453,7 +3460,7 @@
               <w:rPr>
                 <w:rFonts w:ascii="Liberation Mono" w:hAnsi="Liberation Mono"/>
               </w:rPr>
-              <w:t>idx_mv_ventas_categoria_dia_pk</w:t>
+              <w:t xml:space="preserve">idx_mv_ventas_categoria_dia_pk</w:t>
             </w:r>
           </w:p>
         </w:tc>
